--- a/Tailored_CVs/Shinoy_Flosum_Senior_QA_Automation_Engineer.docx
+++ b/Tailored_CVs/Shinoy_Flosum_Senior_QA_Automation_Engineer.docx
@@ -70,7 +70,7 @@
           <w:b w:val="0"/>
           <w:sz w:val="19"/>
         </w:rPr>
-        <w:t>I am a QA automation engineer with over 8 years of experience building reliable test frameworks using Java and Playwright. In my recent work, I have focused on connecting automated test suites with cloud environments and CI/CD pipelines. I also use tools like Gemini Code Assist to speed up test script generation. I want to bring these skills to your team in the Netherlands.</w:t>
+        <w:t>I am a QA automation engineer with over 8 years of experience building scalable test frameworks using Playwright and Selenium. My background includes integrating automated suites into CI/CD pipelines and validating backend database workflows. I am currently based in Amstelveen and hold a valid EU residence permit.</w:t>
       </w:r>
     </w:p>
     <w:p>
@@ -301,6 +301,19 @@
           <w:b w:val="0"/>
           <w:sz w:val="18"/>
         </w:rPr>
+        <w:t>▸ Implemented CI/CD pipelines and ran scheduled automation regression test builds using Jenkins while provisioning underlying test environments with Terraform and AWS.</w:t>
+      </w:r>
+    </w:p>
+    <w:p>
+      <w:pPr>
+        <w:spacing w:before="0" w:after="20"/>
+      </w:pPr>
+      <w:r>
+        <w:rPr>
+          <w:rFonts w:ascii="Calibri" w:hAnsi="Calibri"/>
+          <w:b w:val="0"/>
+          <w:sz w:val="18"/>
+        </w:rPr>
         <w:t>▸ Executed complex Oracle SQL queries to validate massive datasets and ensure strict data integrity across backend workflows.</w:t>
       </w:r>
     </w:p>
@@ -314,20 +327,7 @@
           <w:b w:val="0"/>
           <w:sz w:val="18"/>
         </w:rPr>
-        <w:t>▸ Implemented CI/CD pipelines and ran scheduled automation regression test builds via Jenkins while provisioning test environments using Terraform and AWS.</w:t>
-      </w:r>
-    </w:p>
-    <w:p>
-      <w:pPr>
-        <w:spacing w:before="0" w:after="20"/>
-      </w:pPr>
-      <w:r>
-        <w:rPr>
-          <w:rFonts w:ascii="Calibri" w:hAnsi="Calibri"/>
-          <w:b w:val="0"/>
-          <w:sz w:val="18"/>
-        </w:rPr>
-        <w:t>▸ Streamlined test generation and deployment scripts utilizing AI tools like Gemini Code Assist to improve overall delivery speed.</w:t>
+        <w:t>▸ Streamlined complex test generation and deployment scripts utilizing AI tools like Gemini Code Assist.</w:t>
       </w:r>
     </w:p>
     <w:p>
